--- a/задание, отчет, характеристика/отчет по практике 4 семестр.docx
+++ b/задание, отчет, характеристика/отчет по практике 4 семестр.docx
@@ -242,7 +242,7 @@
               </wp:anchor>
             </w:drawing>
           </mc:Choice>
-          <mc:Fallback xmlns:w16sdtfl="http://schemas.microsoft.com/office/word/2024/wordml/sdtformatlock" xmlns:w16sdtdh="http://schemas.microsoft.com/office/word/2020/wordml/sdtdatahash" xmlns:w16du="http://schemas.microsoft.com/office/word/2023/wordml/word16du" xmlns:w16="http://schemas.microsoft.com/office/word/2018/wordml" xmlns:w16cex="http://schemas.microsoft.com/office/word/2018/wordml/cex" xmlns:oel="http://schemas.microsoft.com/office/2019/extlst">
+          <mc:Fallback xmlns:oel="http://schemas.microsoft.com/office/2019/extlst" xmlns:w16cex="http://schemas.microsoft.com/office/word/2018/wordml/cex" xmlns:w16="http://schemas.microsoft.com/office/word/2018/wordml" xmlns:w16du="http://schemas.microsoft.com/office/word/2023/wordml/word16du" xmlns:w16sdtdh="http://schemas.microsoft.com/office/word/2020/wordml/sdtdatahash" xmlns:w16sdtfl="http://schemas.microsoft.com/office/word/2024/wordml/sdtformatlock">
             <w:pict>
               <v:shapetype w14:anchorId="3464FC5D" id="_x0000_t32" coordsize="21600,21600" o:spt="32" o:oned="t" path="m,l21600,21600e" filled="f">
                 <v:path arrowok="t" fillok="f" o:connecttype="none"/>
@@ -1225,14 +1225,7 @@
           <w:rFonts w:ascii="Times New Roman" w:hAnsi="Times New Roman"/>
           <w:sz w:val="28"/>
         </w:rPr>
-        <w:t>-файл с описанием</w:t>
-      </w:r>
-      <w:r>
-        <w:rPr>
-          <w:rFonts w:ascii="Times New Roman" w:hAnsi="Times New Roman"/>
-          <w:sz w:val="28"/>
-        </w:rPr>
-        <w:t xml:space="preserve"> </w:t>
+        <w:t xml:space="preserve">-файл с описанием </w:t>
       </w:r>
       <w:r>
         <w:rPr>
@@ -1334,8 +1327,6 @@
           <w:lang w:val="en-US"/>
         </w:rPr>
       </w:pPr>
-      <w:bookmarkStart w:id="0" w:name="_GoBack"/>
-      <w:bookmarkEnd w:id="0"/>
     </w:p>
     <w:p>
       <w:pPr>
@@ -1419,7 +1410,10 @@
           <w:color w:val="000000"/>
           <w:sz w:val="28"/>
         </w:rPr>
-        <w:t xml:space="preserve"> для одного из разрабатываемых ранее программных продуктов для ЦБС Петроградского района: </w:t>
+        <w:t xml:space="preserve"> для одного из разрабатываемых ранее программных продуктов для ЦБС Петроградского района:</w:t>
+      </w:r>
+      <w:r>
+        <w:t xml:space="preserve"> </w:t>
       </w:r>
       <w:hyperlink r:id="rId10" w:history="1">
         <w:r>
@@ -1427,8 +1421,9 @@
             <w:rStyle w:val="a4"/>
             <w:rFonts w:ascii="Times New Roman" w:hAnsi="Times New Roman"/>
             <w:sz w:val="28"/>
+            <w:szCs w:val="28"/>
           </w:rPr>
-          <w:t>https://github.com/pr-cbs/libbot</w:t>
+          <w:t>https://github.com/schudnaya/mock-django</w:t>
         </w:r>
       </w:hyperlink>
       <w:r>
@@ -1464,7 +1459,17 @@
           <w:color w:val="000000"/>
           <w:sz w:val="28"/>
         </w:rPr>
-        <w:t>) такой деятельности, включающий все необходимые организационные и технические действия.</w:t>
+        <w:t>) такой деятельности, включающий все необходимы</w:t>
+      </w:r>
+      <w:bookmarkStart w:id="0" w:name="_GoBack"/>
+      <w:bookmarkEnd w:id="0"/>
+      <w:r>
+        <w:rPr>
+          <w:rFonts w:ascii="Times New Roman" w:hAnsi="Times New Roman"/>
+          <w:color w:val="000000"/>
+          <w:sz w:val="28"/>
+        </w:rPr>
+        <w:t>е организационные и технические действия.</w:t>
       </w:r>
     </w:p>
     <w:p>
@@ -4180,6 +4185,18 @@
       <w:color w:val="365F91" w:themeColor="accent1" w:themeShade="BF"/>
     </w:rPr>
   </w:style>
+  <w:style w:type="character" w:styleId="af1">
+    <w:name w:val="Unresolved Mention"/>
+    <w:basedOn w:val="a0"/>
+    <w:uiPriority w:val="99"/>
+    <w:semiHidden/>
+    <w:unhideWhenUsed/>
+    <w:rsid w:val="00C23A73"/>
+    <w:rPr>
+      <w:color w:val="605E5C"/>
+      <w:shd w:val="clear" w:color="auto" w:fill="E1DFDD"/>
+    </w:rPr>
+  </w:style>
 </w:styles>
 </file>
 
@@ -4473,7 +4490,7 @@
 </file>
 
 <file path=customXml/itemProps1.xml><?xml version="1.0" encoding="utf-8"?>
-<ds:datastoreItem xmlns:ds="http://schemas.openxmlformats.org/officeDocument/2006/customXml" ds:itemID="{C98436FF-60CB-49EB-8C92-C994529DA643}">
+<ds:datastoreItem xmlns:ds="http://schemas.openxmlformats.org/officeDocument/2006/customXml" ds:itemID="{195A9ACB-449D-4935-81E9-FDBC79288A5E}">
   <ds:schemaRefs>
     <ds:schemaRef ds:uri="http://schemas.openxmlformats.org/officeDocument/2006/bibliography"/>
   </ds:schemaRefs>
